--- a/de/wisdom-stories/butter-price-war.docx
+++ b/de/wisdom-stories/butter-price-war.docx
@@ -23,9 +23,7 @@
       <w:r>
         <w:t>Euro</w:t>
       </w:r>
-      <w:r>
-        <w:t xml:space="preserve"> </w:t>
-      </w:r>
+      <w:r/>
       <w:r>
         <w:t>“, stellte die Frau ihr eigenes Angebot daneben:</w:t>
       </w:r>
